--- a/public/downloads/werkbladen/MV_25/WB-MW03-HBO-HRM-NL_studentenversie.docx
+++ b/public/downloads/werkbladen/MV_25/WB-MW03-HBO-HRM-NL_studentenversie.docx
@@ -50,7 +50,7 @@
                 <w:sz w:val="16"/>
                 <w:szCs w:val="16"/>
               </w:rPr>
-              <w:t xml:space="preserve">OPDRACHT MW03 — MORAAL BERAAD IN VIER BLOKKEN · HRM</w:t>
+              <w:t xml:space="preserve">OPDRACHT MW03 — MOREEL BERAAD IN VIER BLOKKEN · HRM</w:t>
             </w:r>
           </w:p>
           <w:p>
